--- a/resources/procedures/staff-learning/culture-systems-facilitator-script.docx
+++ b/resources/procedures/staff-learning/culture-systems-facilitator-script.docx
@@ -5027,7 +5027,7 @@
                       <w:szCs w:val="19"/>
                       <w:rtl w:val="0"/>
                     </w:rPr>
-                    <w:t>“Part 1 was buildingwide — the same for every adult, everywhere. Part 2 covers classroom procedures: the shape is non-negotiable, but the specifics are yours to set and hold all year. First Five applies to every K–8 band: K–5 use it when entering electives and other instructional spaces; grades 6–8 use it throughout class-period changes. It is separate from Morning Entry and Dismissal.”</w:t>
+                    <w:t>“Part 1 was buildingwide — the same for every adult, everywhere. Part 2 covers classroom procedures: the shape is non-negotiable, but the specifics are yours to set and hold all year. First Five applies to every K–8 band: K–2 and grades 3–5 use it when entering electives and other instructional spaces; grades 6–8 use it throughout class-period changes. It is separate from Morning Entry and Dismissal.”</w:t>
                   </w:r>
                   <w:r>
                     <w:rPr>
